--- a/formats/classical_greek_epistolary_memory_identity_complete.docx
+++ b/formats/classical_greek_epistolary_memory_identity_complete.docx
@@ -99,7 +99,7 @@
         <w:pStyle w:val="FirstParagraph"/>
       </w:pPr>
       <w:r>
-        <w:t xml:space="preserve">The stone was cool and slightly damp against my cheek. I had been lying there long enough for the chill to seep through skin and into bone, long enough for the rough-hewn edge of the block to imprint a lattice of pain across my face. I did not move. To move was to admit the stone was real, the cell was real, the iron taste of blood in my mouth was real. Instead, I listened to the silence. It was not a true silence. It was the thick, woolen quiet of a place underground, threaded through with the distant drip of water and the scuttle of something with too many legs. And beneath that, the sound of my own breathing, a ragged, untidy rhythm in the dark.</w:t>
+        <w:t xml:space="preserve">Alexandros, your letter arrived with the scent of cedar and salt. I unrolled it here, in this Athenian courtyard where the cicadas scream, and my hands remembered the wax before my mind did—the cool slab, the stylus’s weight, the shapes my fingers made to form your name.</w:t>
       </w:r>
     </w:p>
     <w:p>
